--- a/docs/er/worksheets/worksheet-guiado-2-licenciamento-solucao.docx
+++ b/docs/er/worksheets/worksheet-guiado-2-licenciamento-solucao.docx
@@ -3278,7 +3278,7 @@
           <w:sz w:val="28"/>
           <w:szCs w:val="28"/>
         </w:rPr>
-        <w:t xml:space="preserve">Fase 5 — Determinar tabelas (abordagem intuitiva)</w:t>
+        <w:t xml:space="preserve">Fase 5 — Determinar tabelas (aplicar regras de construção)</w:t>
       </w:r>
     </w:p>
     <w:p>
@@ -3286,7 +3286,7 @@
         <w:spacing w:after="80"/>
       </w:pPr>
       <w:r>
-        <w:t xml:space="preserve">Solução passo-a-passo para cada relação, seguindo o método: (A) tentativa com dados; (B) observação; (C) decisão; (D) nome da regra.</w:t>
+        <w:t xml:space="preserve">Solução detalhada para cada relação, identificando a cardinalidade, a participação, a regra aplicável e as tabelas resultantes.</w:t>
       </w:r>
     </w:p>
     <w:p>
@@ -3310,28 +3310,7 @@
           <w:sz w:val="22"/>
           <w:szCs w:val="22"/>
         </w:rPr>
-        <w:t xml:space="preserve">  Relação: Requerente → Processo (1:N, obrigatória lado N)</w:t>
-      </w:r>
-    </w:p>
-    <w:p>
-      <w:pPr>
-        <w:spacing w:after="80"/>
-      </w:pPr>
-      <w:r>
-        <w:rPr>
-          <w:b/>
-          <w:bCs/>
-          <w:sz w:val="20"/>
-          <w:szCs w:val="20"/>
-        </w:rPr>
-        <w:t xml:space="preserve">Passo A — Tentativa: </w:t>
-      </w:r>
-      <w:r>
-        <w:rPr>
-          <w:sz w:val="20"/>
-          <w:szCs w:val="20"/>
-        </w:rPr>
-        <w:t xml:space="preserve">Colocar codRequerente na tabela PROCESSO:</w:t>
+        <w:t xml:space="preserve">  Relação: Requerente → Processo (1:N, obrig. lado N)</w:t>
       </w:r>
     </w:p>
     <w:tbl>
@@ -3347,10 +3326,11 @@
         </w:tblBorders>
       </w:tblPr>
       <w:tblGrid>
-        <w:gridCol w:w="2410"/>
-        <w:gridCol w:w="2410"/>
-        <w:gridCol w:w="2409"/>
-        <w:gridCol w:w="2409"/>
+        <w:gridCol w:w="1600"/>
+        <w:gridCol w:w="2600"/>
+        <w:gridCol w:w="1600"/>
+        <w:gridCol w:w="1400"/>
+        <w:gridCol w:w="2438"/>
       </w:tblGrid>
       <w:tr>
         <w:trPr>
@@ -3358,7 +3338,7 @@
         </w:trPr>
         <w:tc>
           <w:tcPr>
-            <w:tcW w:type="dxa" w:w="2410"/>
+            <w:tcW w:type="dxa" w:w="1600"/>
             <w:tcBorders>
               <w:top w:val="single" w:color="AAAAAA" w:sz="4"/>
               <w:left w:val="single" w:color="AAAAAA" w:sz="4"/>
@@ -3382,13 +3362,13 @@
                 <w:sz w:val="20"/>
                 <w:szCs w:val="20"/>
               </w:rPr>
-              <w:t xml:space="preserve">numProcesso</w:t>
-            </w:r>
-          </w:p>
-        </w:tc>
-        <w:tc>
-          <w:tcPr>
-            <w:tcW w:type="dxa" w:w="2410"/>
+              <w:t xml:space="preserve">Cardinalidade</w:t>
+            </w:r>
+          </w:p>
+        </w:tc>
+        <w:tc>
+          <w:tcPr>
+            <w:tcW w:type="dxa" w:w="2600"/>
             <w:tcBorders>
               <w:top w:val="single" w:color="AAAAAA" w:sz="4"/>
               <w:left w:val="single" w:color="AAAAAA" w:sz="4"/>
@@ -3412,13 +3392,13 @@
                 <w:sz w:val="20"/>
                 <w:szCs w:val="20"/>
               </w:rPr>
-              <w:t xml:space="preserve">tipoObra</w:t>
-            </w:r>
-          </w:p>
-        </w:tc>
-        <w:tc>
-          <w:tcPr>
-            <w:tcW w:type="dxa" w:w="2409"/>
+              <w:t xml:space="preserve">Participação</w:t>
+            </w:r>
+          </w:p>
+        </w:tc>
+        <w:tc>
+          <w:tcPr>
+            <w:tcW w:type="dxa" w:w="1600"/>
             <w:tcBorders>
               <w:top w:val="single" w:color="AAAAAA" w:sz="4"/>
               <w:left w:val="single" w:color="AAAAAA" w:sz="4"/>
@@ -3442,13 +3422,13 @@
                 <w:sz w:val="20"/>
                 <w:szCs w:val="20"/>
               </w:rPr>
-              <w:t xml:space="preserve">localizacao</w:t>
-            </w:r>
-          </w:p>
-        </w:tc>
-        <w:tc>
-          <w:tcPr>
-            <w:tcW w:type="dxa" w:w="2409"/>
+              <w:t xml:space="preserve">Regra aplicável</w:t>
+            </w:r>
+          </w:p>
+        </w:tc>
+        <w:tc>
+          <w:tcPr>
+            <w:tcW w:type="dxa" w:w="1400"/>
             <w:tcBorders>
               <w:top w:val="single" w:color="AAAAAA" w:sz="4"/>
               <w:left w:val="single" w:color="AAAAAA" w:sz="4"/>
@@ -3472,7 +3452,37 @@
                 <w:sz w:val="20"/>
                 <w:szCs w:val="20"/>
               </w:rPr>
-              <w:t xml:space="preserve">codRequerente</w:t>
+              <w:t xml:space="preserve">Nº tabelas</w:t>
+            </w:r>
+          </w:p>
+        </w:tc>
+        <w:tc>
+          <w:tcPr>
+            <w:tcW w:type="dxa" w:w="2438"/>
+            <w:tcBorders>
+              <w:top w:val="single" w:color="AAAAAA" w:sz="4"/>
+              <w:left w:val="single" w:color="AAAAAA" w:sz="4"/>
+              <w:bottom w:val="single" w:color="AAAAAA" w:sz="4"/>
+              <w:right w:val="single" w:color="AAAAAA" w:sz="4"/>
+            </w:tcBorders>
+            <w:shd w:fill="1F3864" w:val="clear"/>
+            <w:tcMar>
+              <w:top w:type="dxa" w:w="80"/>
+              <w:left w:type="dxa" w:w="120"/>
+              <w:bottom w:type="dxa" w:w="80"/>
+              <w:right w:type="dxa" w:w="120"/>
+            </w:tcMar>
+          </w:tcPr>
+          <w:p>
+            <w:r>
+              <w:rPr>
+                <w:b/>
+                <w:bCs/>
+                <w:color w:val="FFFFFF"/>
+                <w:sz w:val="20"/>
+                <w:szCs w:val="20"/>
+              </w:rPr>
+              <w:t xml:space="preserve">Onde fica a FK</w:t>
             </w:r>
           </w:p>
         </w:tc>
@@ -3480,317 +3490,131 @@
       <w:tr>
         <w:tc>
           <w:tcPr>
-            <w:tcW w:type="dxa" w:w="2410"/>
-            <w:tcBorders>
-              <w:top w:val="single" w:color="AAAAAA" w:sz="4"/>
-              <w:left w:val="single" w:color="AAAAAA" w:sz="4"/>
-              <w:bottom w:val="single" w:color="AAAAAA" w:sz="4"/>
-              <w:right w:val="single" w:color="AAAAAA" w:sz="4"/>
-            </w:tcBorders>
-            <w:tcMar>
-              <w:top w:type="dxa" w:w="80"/>
-              <w:left w:type="dxa" w:w="120"/>
-              <w:bottom w:type="dxa" w:w="80"/>
-              <w:right w:type="dxa" w:w="120"/>
-            </w:tcMar>
-          </w:tcPr>
-          <w:p>
-            <w:r>
-              <w:rPr>
-                <w:sz w:val="20"/>
-                <w:szCs w:val="20"/>
-              </w:rPr>
-              <w:t xml:space="preserve">P-2025/001</w:t>
-            </w:r>
-          </w:p>
-        </w:tc>
-        <w:tc>
-          <w:tcPr>
-            <w:tcW w:type="dxa" w:w="2410"/>
-            <w:tcBorders>
-              <w:top w:val="single" w:color="AAAAAA" w:sz="4"/>
-              <w:left w:val="single" w:color="AAAAAA" w:sz="4"/>
-              <w:bottom w:val="single" w:color="AAAAAA" w:sz="4"/>
-              <w:right w:val="single" w:color="AAAAAA" w:sz="4"/>
-            </w:tcBorders>
-            <w:tcMar>
-              <w:top w:type="dxa" w:w="80"/>
-              <w:left w:type="dxa" w:w="120"/>
-              <w:bottom w:type="dxa" w:w="80"/>
-              <w:right w:type="dxa" w:w="120"/>
-            </w:tcMar>
-          </w:tcPr>
-          <w:p>
-            <w:r>
-              <w:rPr>
-                <w:sz w:val="20"/>
-                <w:szCs w:val="20"/>
-              </w:rPr>
-              <w:t xml:space="preserve">Construção</w:t>
-            </w:r>
-          </w:p>
-        </w:tc>
-        <w:tc>
-          <w:tcPr>
-            <w:tcW w:type="dxa" w:w="2409"/>
-            <w:tcBorders>
-              <w:top w:val="single" w:color="AAAAAA" w:sz="4"/>
-              <w:left w:val="single" w:color="AAAAAA" w:sz="4"/>
-              <w:bottom w:val="single" w:color="AAAAAA" w:sz="4"/>
-              <w:right w:val="single" w:color="AAAAAA" w:sz="4"/>
-            </w:tcBorders>
-            <w:tcMar>
-              <w:top w:type="dxa" w:w="80"/>
-              <w:left w:type="dxa" w:w="120"/>
-              <w:bottom w:type="dxa" w:w="80"/>
-              <w:right w:type="dxa" w:w="120"/>
-            </w:tcMar>
-          </w:tcPr>
-          <w:p>
-            <w:r>
-              <w:rPr>
-                <w:sz w:val="20"/>
-                <w:szCs w:val="20"/>
-              </w:rPr>
-              <w:t xml:space="preserve">Zona Industrial</w:t>
-            </w:r>
-          </w:p>
-        </w:tc>
-        <w:tc>
-          <w:tcPr>
-            <w:tcW w:type="dxa" w:w="2409"/>
-            <w:tcBorders>
-              <w:top w:val="single" w:color="AAAAAA" w:sz="4"/>
-              <w:left w:val="single" w:color="AAAAAA" w:sz="4"/>
-              <w:bottom w:val="single" w:color="AAAAAA" w:sz="4"/>
-              <w:right w:val="single" w:color="AAAAAA" w:sz="4"/>
-            </w:tcBorders>
-            <w:tcMar>
-              <w:top w:type="dxa" w:w="80"/>
-              <w:left w:type="dxa" w:w="120"/>
-              <w:bottom w:type="dxa" w:w="80"/>
-              <w:right w:type="dxa" w:w="120"/>
-            </w:tcMar>
-          </w:tcPr>
-          <w:p>
-            <w:r>
-              <w:rPr>
-                <w:sz w:val="20"/>
-                <w:szCs w:val="20"/>
-              </w:rPr>
-              <w:t xml:space="preserve">101</w:t>
-            </w:r>
-          </w:p>
-        </w:tc>
-      </w:tr>
-      <w:tr>
-        <w:tc>
-          <w:tcPr>
-            <w:tcW w:type="dxa" w:w="2410"/>
-            <w:tcBorders>
-              <w:top w:val="single" w:color="AAAAAA" w:sz="4"/>
-              <w:left w:val="single" w:color="AAAAAA" w:sz="4"/>
-              <w:bottom w:val="single" w:color="AAAAAA" w:sz="4"/>
-              <w:right w:val="single" w:color="AAAAAA" w:sz="4"/>
-            </w:tcBorders>
-            <w:tcMar>
-              <w:top w:type="dxa" w:w="80"/>
-              <w:left w:type="dxa" w:w="120"/>
-              <w:bottom w:type="dxa" w:w="80"/>
-              <w:right w:type="dxa" w:w="120"/>
-            </w:tcMar>
-          </w:tcPr>
-          <w:p>
-            <w:r>
-              <w:rPr>
-                <w:sz w:val="20"/>
-                <w:szCs w:val="20"/>
-              </w:rPr>
-              <w:t xml:space="preserve">P-2025/002</w:t>
-            </w:r>
-          </w:p>
-        </w:tc>
-        <w:tc>
-          <w:tcPr>
-            <w:tcW w:type="dxa" w:w="2410"/>
-            <w:tcBorders>
-              <w:top w:val="single" w:color="AAAAAA" w:sz="4"/>
-              <w:left w:val="single" w:color="AAAAAA" w:sz="4"/>
-              <w:bottom w:val="single" w:color="AAAAAA" w:sz="4"/>
-              <w:right w:val="single" w:color="AAAAAA" w:sz="4"/>
-            </w:tcBorders>
-            <w:tcMar>
-              <w:top w:type="dxa" w:w="80"/>
-              <w:left w:type="dxa" w:w="120"/>
-              <w:bottom w:type="dxa" w:w="80"/>
-              <w:right w:type="dxa" w:w="120"/>
-            </w:tcMar>
-          </w:tcPr>
-          <w:p>
-            <w:r>
-              <w:rPr>
-                <w:sz w:val="20"/>
-                <w:szCs w:val="20"/>
-              </w:rPr>
-              <w:t xml:space="preserve">Ampliação</w:t>
-            </w:r>
-          </w:p>
-        </w:tc>
-        <w:tc>
-          <w:tcPr>
-            <w:tcW w:type="dxa" w:w="2409"/>
-            <w:tcBorders>
-              <w:top w:val="single" w:color="AAAAAA" w:sz="4"/>
-              <w:left w:val="single" w:color="AAAAAA" w:sz="4"/>
-              <w:bottom w:val="single" w:color="AAAAAA" w:sz="4"/>
-              <w:right w:val="single" w:color="AAAAAA" w:sz="4"/>
-            </w:tcBorders>
-            <w:tcMar>
-              <w:top w:type="dxa" w:w="80"/>
-              <w:left w:type="dxa" w:w="120"/>
-              <w:bottom w:type="dxa" w:w="80"/>
-              <w:right w:type="dxa" w:w="120"/>
-            </w:tcMar>
-          </w:tcPr>
-          <w:p>
-            <w:r>
-              <w:rPr>
-                <w:sz w:val="20"/>
-                <w:szCs w:val="20"/>
-              </w:rPr>
-              <w:t xml:space="preserve">Av. Central</w:t>
-            </w:r>
-          </w:p>
-        </w:tc>
-        <w:tc>
-          <w:tcPr>
-            <w:tcW w:type="dxa" w:w="2409"/>
-            <w:tcBorders>
-              <w:top w:val="single" w:color="AAAAAA" w:sz="4"/>
-              <w:left w:val="single" w:color="AAAAAA" w:sz="4"/>
-              <w:bottom w:val="single" w:color="AAAAAA" w:sz="4"/>
-              <w:right w:val="single" w:color="AAAAAA" w:sz="4"/>
-            </w:tcBorders>
-            <w:tcMar>
-              <w:top w:type="dxa" w:w="80"/>
-              <w:left w:type="dxa" w:w="120"/>
-              <w:bottom w:type="dxa" w:w="80"/>
-              <w:right w:type="dxa" w:w="120"/>
-            </w:tcMar>
-          </w:tcPr>
-          <w:p>
-            <w:r>
-              <w:rPr>
-                <w:sz w:val="20"/>
-                <w:szCs w:val="20"/>
-              </w:rPr>
-              <w:t xml:space="preserve">102</w:t>
-            </w:r>
-          </w:p>
-        </w:tc>
-      </w:tr>
-      <w:tr>
-        <w:tc>
-          <w:tcPr>
-            <w:tcW w:type="dxa" w:w="2410"/>
-            <w:tcBorders>
-              <w:top w:val="single" w:color="AAAAAA" w:sz="4"/>
-              <w:left w:val="single" w:color="AAAAAA" w:sz="4"/>
-              <w:bottom w:val="single" w:color="AAAAAA" w:sz="4"/>
-              <w:right w:val="single" w:color="AAAAAA" w:sz="4"/>
-            </w:tcBorders>
-            <w:tcMar>
-              <w:top w:type="dxa" w:w="80"/>
-              <w:left w:type="dxa" w:w="120"/>
-              <w:bottom w:type="dxa" w:w="80"/>
-              <w:right w:type="dxa" w:w="120"/>
-            </w:tcMar>
-          </w:tcPr>
-          <w:p>
-            <w:r>
-              <w:rPr>
-                <w:sz w:val="20"/>
-                <w:szCs w:val="20"/>
-              </w:rPr>
-              <w:t xml:space="preserve">P-2025/003</w:t>
-            </w:r>
-          </w:p>
-        </w:tc>
-        <w:tc>
-          <w:tcPr>
-            <w:tcW w:type="dxa" w:w="2410"/>
-            <w:tcBorders>
-              <w:top w:val="single" w:color="AAAAAA" w:sz="4"/>
-              <w:left w:val="single" w:color="AAAAAA" w:sz="4"/>
-              <w:bottom w:val="single" w:color="AAAAAA" w:sz="4"/>
-              <w:right w:val="single" w:color="AAAAAA" w:sz="4"/>
-            </w:tcBorders>
-            <w:tcMar>
-              <w:top w:type="dxa" w:w="80"/>
-              <w:left w:type="dxa" w:w="120"/>
-              <w:bottom w:type="dxa" w:w="80"/>
-              <w:right w:type="dxa" w:w="120"/>
-            </w:tcMar>
-          </w:tcPr>
-          <w:p>
-            <w:r>
-              <w:rPr>
-                <w:sz w:val="20"/>
-                <w:szCs w:val="20"/>
-              </w:rPr>
-              <w:t xml:space="preserve">Demolição</w:t>
-            </w:r>
-          </w:p>
-        </w:tc>
-        <w:tc>
-          <w:tcPr>
-            <w:tcW w:type="dxa" w:w="2409"/>
-            <w:tcBorders>
-              <w:top w:val="single" w:color="AAAAAA" w:sz="4"/>
-              <w:left w:val="single" w:color="AAAAAA" w:sz="4"/>
-              <w:bottom w:val="single" w:color="AAAAAA" w:sz="4"/>
-              <w:right w:val="single" w:color="AAAAAA" w:sz="4"/>
-            </w:tcBorders>
-            <w:tcMar>
-              <w:top w:type="dxa" w:w="80"/>
-              <w:left w:type="dxa" w:w="120"/>
-              <w:bottom w:type="dxa" w:w="80"/>
-              <w:right w:type="dxa" w:w="120"/>
-            </w:tcMar>
-          </w:tcPr>
-          <w:p>
-            <w:r>
-              <w:rPr>
-                <w:sz w:val="20"/>
-                <w:szCs w:val="20"/>
-              </w:rPr>
-              <w:t xml:space="preserve">R. Nova</w:t>
-            </w:r>
-          </w:p>
-        </w:tc>
-        <w:tc>
-          <w:tcPr>
-            <w:tcW w:type="dxa" w:w="2409"/>
-            <w:tcBorders>
-              <w:top w:val="single" w:color="AAAAAA" w:sz="4"/>
-              <w:left w:val="single" w:color="AAAAAA" w:sz="4"/>
-              <w:bottom w:val="single" w:color="AAAAAA" w:sz="4"/>
-              <w:right w:val="single" w:color="AAAAAA" w:sz="4"/>
-            </w:tcBorders>
-            <w:tcMar>
-              <w:top w:type="dxa" w:w="80"/>
-              <w:left w:type="dxa" w:w="120"/>
-              <w:bottom w:type="dxa" w:w="80"/>
-              <w:right w:type="dxa" w:w="120"/>
-            </w:tcMar>
-          </w:tcPr>
-          <w:p>
-            <w:r>
-              <w:rPr>
-                <w:sz w:val="20"/>
-                <w:szCs w:val="20"/>
-              </w:rPr>
-              <w:t xml:space="preserve">101</w:t>
+            <w:tcW w:type="dxa" w:w="1600"/>
+            <w:tcBorders>
+              <w:top w:val="single" w:color="AAAAAA" w:sz="4"/>
+              <w:left w:val="single" w:color="AAAAAA" w:sz="4"/>
+              <w:bottom w:val="single" w:color="AAAAAA" w:sz="4"/>
+              <w:right w:val="single" w:color="AAAAAA" w:sz="4"/>
+            </w:tcBorders>
+            <w:tcMar>
+              <w:top w:type="dxa" w:w="80"/>
+              <w:left w:type="dxa" w:w="120"/>
+              <w:bottom w:type="dxa" w:w="80"/>
+              <w:right w:type="dxa" w:w="120"/>
+            </w:tcMar>
+          </w:tcPr>
+          <w:p>
+            <w:r>
+              <w:rPr>
+                <w:sz w:val="20"/>
+                <w:szCs w:val="20"/>
+              </w:rPr>
+              <w:t xml:space="preserve">1:N</w:t>
+            </w:r>
+          </w:p>
+        </w:tc>
+        <w:tc>
+          <w:tcPr>
+            <w:tcW w:type="dxa" w:w="2600"/>
+            <w:tcBorders>
+              <w:top w:val="single" w:color="AAAAAA" w:sz="4"/>
+              <w:left w:val="single" w:color="AAAAAA" w:sz="4"/>
+              <w:bottom w:val="single" w:color="AAAAAA" w:sz="4"/>
+              <w:right w:val="single" w:color="AAAAAA" w:sz="4"/>
+            </w:tcBorders>
+            <w:tcMar>
+              <w:top w:type="dxa" w:w="80"/>
+              <w:left w:type="dxa" w:w="120"/>
+              <w:bottom w:type="dxa" w:w="80"/>
+              <w:right w:type="dxa" w:w="120"/>
+            </w:tcMar>
+          </w:tcPr>
+          <w:p>
+            <w:r>
+              <w:rPr>
+                <w:sz w:val="20"/>
+                <w:szCs w:val="20"/>
+              </w:rPr>
+              <w:t xml:space="preserve">Obrig. no Processo; não obrig. no Requerente</w:t>
+            </w:r>
+          </w:p>
+        </w:tc>
+        <w:tc>
+          <w:tcPr>
+            <w:tcW w:type="dxa" w:w="1600"/>
+            <w:tcBorders>
+              <w:top w:val="single" w:color="AAAAAA" w:sz="4"/>
+              <w:left w:val="single" w:color="AAAAAA" w:sz="4"/>
+              <w:bottom w:val="single" w:color="AAAAAA" w:sz="4"/>
+              <w:right w:val="single" w:color="AAAAAA" w:sz="4"/>
+            </w:tcBorders>
+            <w:tcMar>
+              <w:top w:type="dxa" w:w="80"/>
+              <w:left w:type="dxa" w:w="120"/>
+              <w:bottom w:type="dxa" w:w="80"/>
+              <w:right w:type="dxa" w:w="120"/>
+            </w:tcMar>
+          </w:tcPr>
+          <w:p>
+            <w:r>
+              <w:rPr>
+                <w:sz w:val="20"/>
+                <w:szCs w:val="20"/>
+              </w:rPr>
+              <w:t xml:space="preserve">Regra 4</w:t>
+            </w:r>
+          </w:p>
+        </w:tc>
+        <w:tc>
+          <w:tcPr>
+            <w:tcW w:type="dxa" w:w="1400"/>
+            <w:tcBorders>
+              <w:top w:val="single" w:color="AAAAAA" w:sz="4"/>
+              <w:left w:val="single" w:color="AAAAAA" w:sz="4"/>
+              <w:bottom w:val="single" w:color="AAAAAA" w:sz="4"/>
+              <w:right w:val="single" w:color="AAAAAA" w:sz="4"/>
+            </w:tcBorders>
+            <w:tcMar>
+              <w:top w:type="dxa" w:w="80"/>
+              <w:left w:type="dxa" w:w="120"/>
+              <w:bottom w:type="dxa" w:w="80"/>
+              <w:right w:type="dxa" w:w="120"/>
+            </w:tcMar>
+          </w:tcPr>
+          <w:p>
+            <w:r>
+              <w:rPr>
+                <w:sz w:val="20"/>
+                <w:szCs w:val="20"/>
+              </w:rPr>
+              <w:t xml:space="preserve">2</w:t>
+            </w:r>
+          </w:p>
+        </w:tc>
+        <w:tc>
+          <w:tcPr>
+            <w:tcW w:type="dxa" w:w="2438"/>
+            <w:tcBorders>
+              <w:top w:val="single" w:color="AAAAAA" w:sz="4"/>
+              <w:left w:val="single" w:color="AAAAAA" w:sz="4"/>
+              <w:bottom w:val="single" w:color="AAAAAA" w:sz="4"/>
+              <w:right w:val="single" w:color="AAAAAA" w:sz="4"/>
+            </w:tcBorders>
+            <w:tcMar>
+              <w:top w:type="dxa" w:w="80"/>
+              <w:left w:type="dxa" w:w="120"/>
+              <w:bottom w:type="dxa" w:w="80"/>
+              <w:right w:type="dxa" w:w="120"/>
+            </w:tcMar>
+          </w:tcPr>
+          <w:p>
+            <w:r>
+              <w:rPr>
+                <w:sz w:val="20"/>
+                <w:szCs w:val="20"/>
+              </w:rPr>
+              <w:t xml:space="preserve">PK codRequerente → FK no Processo</w:t>
             </w:r>
           </w:p>
         </w:tc>
@@ -3798,7 +3622,7 @@
     </w:tbl>
     <w:p>
       <w:pPr>
-        <w:spacing w:after="80"/>
+        <w:spacing w:after="120"/>
       </w:pPr>
       <w:r>
         <w:t xml:space="preserve"/>
@@ -3806,7 +3630,7 @@
     </w:p>
     <w:p>
       <w:pPr>
-        <w:spacing w:after="60"/>
+        <w:spacing w:after="80"/>
       </w:pPr>
       <w:r>
         <w:rPr>
@@ -3815,21 +3639,7 @@
           <w:sz w:val="20"/>
           <w:szCs w:val="20"/>
         </w:rPr>
-        <w:t xml:space="preserve">Passo B — Observação: </w:t>
-      </w:r>
-      <w:r>
-        <w:rPr>
-          <w:sz w:val="20"/>
-          <w:szCs w:val="20"/>
-        </w:rPr>
-        <w:t xml:space="preserve">☐  Há NULLs?     </w:t>
-      </w:r>
-      <w:r>
-        <w:rPr>
-          <w:sz w:val="20"/>
-          <w:szCs w:val="20"/>
-        </w:rPr>
-        <w:t xml:space="preserve">☐  Há repetições?</w:t>
+        <w:t xml:space="preserve">Aplicação (tabelas resultantes):</w:t>
       </w:r>
     </w:p>
     <w:p>
@@ -3838,50 +3648,34 @@
       </w:pPr>
       <w:r>
         <w:rPr>
-          <w:b/>
-          <w:bCs/>
-          <w:sz w:val="20"/>
-          <w:szCs w:val="20"/>
-        </w:rPr>
-        <w:t xml:space="preserve">Passo C — Decisão: </w:t>
-      </w:r>
-      <w:r>
-        <w:rPr>
-          <w:sz w:val="20"/>
-          <w:szCs w:val="20"/>
-        </w:rPr>
-        <w:t xml:space="preserve">☑  Fica assim (2 tabelas)     </w:t>
-      </w:r>
-      <w:r>
-        <w:rPr>
-          <w:sz w:val="20"/>
-          <w:szCs w:val="20"/>
-        </w:rPr>
-        <w:t xml:space="preserve">☐  Criar tabela associativa: — (3 tabelas)</w:t>
-      </w:r>
-    </w:p>
-    <w:p>
-      <w:pPr>
-        <w:spacing w:after="200"/>
-      </w:pPr>
-      <w:r>
-        <w:rPr>
-          <w:b/>
-          <w:bCs/>
-          <w:sz w:val="20"/>
-          <w:szCs w:val="20"/>
-        </w:rPr>
-        <w:t xml:space="preserve">Passo D — Regra aplicada: </w:t>
-      </w:r>
-      <w:r>
-        <w:rPr>
-          <w:b/>
-          <w:bCs/>
+          <w:rFonts w:ascii="Consolas" w:cs="Consolas" w:eastAsia="Consolas" w:hAnsi="Consolas"/>
           <w:color w:val="1F3864"/>
           <w:sz w:val="20"/>
           <w:szCs w:val="20"/>
         </w:rPr>
-        <w:t xml:space="preserve">Regra 4</w:t>
+        <w:t xml:space="preserve">Requerente(codRequerente, nome, NIF, morada, telefone)</w:t>
+      </w:r>
+    </w:p>
+    <w:p>
+      <w:pPr>
+        <w:spacing w:after="60"/>
+      </w:pPr>
+      <w:r>
+        <w:rPr>
+          <w:rFonts w:ascii="Consolas" w:cs="Consolas" w:eastAsia="Consolas" w:hAnsi="Consolas"/>
+          <w:color w:val="1F3864"/>
+          <w:sz w:val="20"/>
+          <w:szCs w:val="20"/>
+        </w:rPr>
+        <w:t xml:space="preserve">Processo(numProcesso, tipoObra, ..., #codRequerente)</w:t>
+      </w:r>
+    </w:p>
+    <w:p>
+      <w:pPr>
+        <w:spacing w:after="120"/>
+      </w:pPr>
+      <w:r>
+        <w:t xml:space="preserve"/>
       </w:r>
     </w:p>
     <w:p>
@@ -3897,28 +3691,7 @@
           <w:sz w:val="22"/>
           <w:szCs w:val="22"/>
         </w:rPr>
-        <w:t xml:space="preserve">  Relação: Técnico ↔ Processo (M:N)</w:t>
-      </w:r>
-    </w:p>
-    <w:p>
-      <w:pPr>
-        <w:spacing w:after="80"/>
-      </w:pPr>
-      <w:r>
-        <w:rPr>
-          <w:b/>
-          <w:bCs/>
-          <w:sz w:val="20"/>
-          <w:szCs w:val="20"/>
-        </w:rPr>
-        <w:t xml:space="preserve">Passo A — Tentativa: </w:t>
-      </w:r>
-      <w:r>
-        <w:rPr>
-          <w:sz w:val="20"/>
-          <w:szCs w:val="20"/>
-        </w:rPr>
-        <w:t xml:space="preserve">Colocar codTecnico na tabela PROCESSO:</w:t>
+        <w:t xml:space="preserve">  Relação: Técnico ↔ Processo (N:M)</w:t>
       </w:r>
     </w:p>
     <w:tbl>
@@ -3934,10 +3707,11 @@
         </w:tblBorders>
       </w:tblPr>
       <w:tblGrid>
-        <w:gridCol w:w="2410"/>
-        <w:gridCol w:w="2410"/>
-        <w:gridCol w:w="2409"/>
-        <w:gridCol w:w="2409"/>
+        <w:gridCol w:w="1600"/>
+        <w:gridCol w:w="2600"/>
+        <w:gridCol w:w="1600"/>
+        <w:gridCol w:w="1400"/>
+        <w:gridCol w:w="2438"/>
       </w:tblGrid>
       <w:tr>
         <w:trPr>
@@ -3945,7 +3719,7 @@
         </w:trPr>
         <w:tc>
           <w:tcPr>
-            <w:tcW w:type="dxa" w:w="2410"/>
+            <w:tcW w:type="dxa" w:w="1600"/>
             <w:tcBorders>
               <w:top w:val="single" w:color="AAAAAA" w:sz="4"/>
               <w:left w:val="single" w:color="AAAAAA" w:sz="4"/>
@@ -3969,13 +3743,13 @@
                 <w:sz w:val="20"/>
                 <w:szCs w:val="20"/>
               </w:rPr>
-              <w:t xml:space="preserve">numProcesso</w:t>
-            </w:r>
-          </w:p>
-        </w:tc>
-        <w:tc>
-          <w:tcPr>
-            <w:tcW w:type="dxa" w:w="2410"/>
+              <w:t xml:space="preserve">Cardinalidade</w:t>
+            </w:r>
+          </w:p>
+        </w:tc>
+        <w:tc>
+          <w:tcPr>
+            <w:tcW w:type="dxa" w:w="2600"/>
             <w:tcBorders>
               <w:top w:val="single" w:color="AAAAAA" w:sz="4"/>
               <w:left w:val="single" w:color="AAAAAA" w:sz="4"/>
@@ -3999,13 +3773,13 @@
                 <w:sz w:val="20"/>
                 <w:szCs w:val="20"/>
               </w:rPr>
-              <w:t xml:space="preserve">tipoObra</w:t>
-            </w:r>
-          </w:p>
-        </w:tc>
-        <w:tc>
-          <w:tcPr>
-            <w:tcW w:type="dxa" w:w="2409"/>
+              <w:t xml:space="preserve">Participação</w:t>
+            </w:r>
+          </w:p>
+        </w:tc>
+        <w:tc>
+          <w:tcPr>
+            <w:tcW w:type="dxa" w:w="1600"/>
             <w:tcBorders>
               <w:top w:val="single" w:color="AAAAAA" w:sz="4"/>
               <w:left w:val="single" w:color="AAAAAA" w:sz="4"/>
@@ -4029,13 +3803,13 @@
                 <w:sz w:val="20"/>
                 <w:szCs w:val="20"/>
               </w:rPr>
-              <w:t xml:space="preserve">codTecnico</w:t>
-            </w:r>
-          </w:p>
-        </w:tc>
-        <w:tc>
-          <w:tcPr>
-            <w:tcW w:type="dxa" w:w="2409"/>
+              <w:t xml:space="preserve">Regra aplicável</w:t>
+            </w:r>
+          </w:p>
+        </w:tc>
+        <w:tc>
+          <w:tcPr>
+            <w:tcW w:type="dxa" w:w="1400"/>
             <w:tcBorders>
               <w:top w:val="single" w:color="AAAAAA" w:sz="4"/>
               <w:left w:val="single" w:color="AAAAAA" w:sz="4"/>
@@ -4059,7 +3833,37 @@
                 <w:sz w:val="20"/>
                 <w:szCs w:val="20"/>
               </w:rPr>
-              <w:t xml:space="preserve">dataParecer</w:t>
+              <w:t xml:space="preserve">Nº tabelas</w:t>
+            </w:r>
+          </w:p>
+        </w:tc>
+        <w:tc>
+          <w:tcPr>
+            <w:tcW w:type="dxa" w:w="2438"/>
+            <w:tcBorders>
+              <w:top w:val="single" w:color="AAAAAA" w:sz="4"/>
+              <w:left w:val="single" w:color="AAAAAA" w:sz="4"/>
+              <w:bottom w:val="single" w:color="AAAAAA" w:sz="4"/>
+              <w:right w:val="single" w:color="AAAAAA" w:sz="4"/>
+            </w:tcBorders>
+            <w:shd w:fill="1F3864" w:val="clear"/>
+            <w:tcMar>
+              <w:top w:type="dxa" w:w="80"/>
+              <w:left w:type="dxa" w:w="120"/>
+              <w:bottom w:type="dxa" w:w="80"/>
+              <w:right w:type="dxa" w:w="120"/>
+            </w:tcMar>
+          </w:tcPr>
+          <w:p>
+            <w:r>
+              <w:rPr>
+                <w:b/>
+                <w:bCs/>
+                <w:color w:val="FFFFFF"/>
+                <w:sz w:val="20"/>
+                <w:szCs w:val="20"/>
+              </w:rPr>
+              <w:t xml:space="preserve">Onde fica a FK</w:t>
             </w:r>
           </w:p>
         </w:tc>
@@ -4067,317 +3871,131 @@
       <w:tr>
         <w:tc>
           <w:tcPr>
-            <w:tcW w:type="dxa" w:w="2410"/>
-            <w:tcBorders>
-              <w:top w:val="single" w:color="AAAAAA" w:sz="4"/>
-              <w:left w:val="single" w:color="AAAAAA" w:sz="4"/>
-              <w:bottom w:val="single" w:color="AAAAAA" w:sz="4"/>
-              <w:right w:val="single" w:color="AAAAAA" w:sz="4"/>
-            </w:tcBorders>
-            <w:tcMar>
-              <w:top w:type="dxa" w:w="80"/>
-              <w:left w:type="dxa" w:w="120"/>
-              <w:bottom w:type="dxa" w:w="80"/>
-              <w:right w:type="dxa" w:w="120"/>
-            </w:tcMar>
-          </w:tcPr>
-          <w:p>
-            <w:r>
-              <w:rPr>
-                <w:sz w:val="20"/>
-                <w:szCs w:val="20"/>
-              </w:rPr>
-              <w:t xml:space="preserve">P-2025/001</w:t>
-            </w:r>
-          </w:p>
-        </w:tc>
-        <w:tc>
-          <w:tcPr>
-            <w:tcW w:type="dxa" w:w="2410"/>
-            <w:tcBorders>
-              <w:top w:val="single" w:color="AAAAAA" w:sz="4"/>
-              <w:left w:val="single" w:color="AAAAAA" w:sz="4"/>
-              <w:bottom w:val="single" w:color="AAAAAA" w:sz="4"/>
-              <w:right w:val="single" w:color="AAAAAA" w:sz="4"/>
-            </w:tcBorders>
-            <w:tcMar>
-              <w:top w:type="dxa" w:w="80"/>
-              <w:left w:type="dxa" w:w="120"/>
-              <w:bottom w:type="dxa" w:w="80"/>
-              <w:right w:type="dxa" w:w="120"/>
-            </w:tcMar>
-          </w:tcPr>
-          <w:p>
-            <w:r>
-              <w:rPr>
-                <w:sz w:val="20"/>
-                <w:szCs w:val="20"/>
-              </w:rPr>
-              <w:t xml:space="preserve">Construção</w:t>
-            </w:r>
-          </w:p>
-        </w:tc>
-        <w:tc>
-          <w:tcPr>
-            <w:tcW w:type="dxa" w:w="2409"/>
-            <w:tcBorders>
-              <w:top w:val="single" w:color="AAAAAA" w:sz="4"/>
-              <w:left w:val="single" w:color="AAAAAA" w:sz="4"/>
-              <w:bottom w:val="single" w:color="AAAAAA" w:sz="4"/>
-              <w:right w:val="single" w:color="AAAAAA" w:sz="4"/>
-            </w:tcBorders>
-            <w:tcMar>
-              <w:top w:type="dxa" w:w="80"/>
-              <w:left w:type="dxa" w:w="120"/>
-              <w:bottom w:type="dxa" w:w="80"/>
-              <w:right w:type="dxa" w:w="120"/>
-            </w:tcMar>
-          </w:tcPr>
-          <w:p>
-            <w:r>
-              <w:rPr>
-                <w:sz w:val="20"/>
-                <w:szCs w:val="20"/>
-              </w:rPr>
-              <w:t xml:space="preserve">10</w:t>
-            </w:r>
-          </w:p>
-        </w:tc>
-        <w:tc>
-          <w:tcPr>
-            <w:tcW w:type="dxa" w:w="2409"/>
-            <w:tcBorders>
-              <w:top w:val="single" w:color="AAAAAA" w:sz="4"/>
-              <w:left w:val="single" w:color="AAAAAA" w:sz="4"/>
-              <w:bottom w:val="single" w:color="AAAAAA" w:sz="4"/>
-              <w:right w:val="single" w:color="AAAAAA" w:sz="4"/>
-            </w:tcBorders>
-            <w:tcMar>
-              <w:top w:type="dxa" w:w="80"/>
-              <w:left w:type="dxa" w:w="120"/>
-              <w:bottom w:type="dxa" w:w="80"/>
-              <w:right w:type="dxa" w:w="120"/>
-            </w:tcMar>
-          </w:tcPr>
-          <w:p>
-            <w:r>
-              <w:rPr>
-                <w:sz w:val="20"/>
-                <w:szCs w:val="20"/>
-              </w:rPr>
-              <w:t xml:space="preserve">2025-03-10</w:t>
-            </w:r>
-          </w:p>
-        </w:tc>
-      </w:tr>
-      <w:tr>
-        <w:tc>
-          <w:tcPr>
-            <w:tcW w:type="dxa" w:w="2410"/>
-            <w:tcBorders>
-              <w:top w:val="single" w:color="AAAAAA" w:sz="4"/>
-              <w:left w:val="single" w:color="AAAAAA" w:sz="4"/>
-              <w:bottom w:val="single" w:color="AAAAAA" w:sz="4"/>
-              <w:right w:val="single" w:color="AAAAAA" w:sz="4"/>
-            </w:tcBorders>
-            <w:tcMar>
-              <w:top w:type="dxa" w:w="80"/>
-              <w:left w:type="dxa" w:w="120"/>
-              <w:bottom w:type="dxa" w:w="80"/>
-              <w:right w:type="dxa" w:w="120"/>
-            </w:tcMar>
-          </w:tcPr>
-          <w:p>
-            <w:r>
-              <w:rPr>
-                <w:sz w:val="20"/>
-                <w:szCs w:val="20"/>
-              </w:rPr>
-              <w:t xml:space="preserve">P-2025/001</w:t>
-            </w:r>
-          </w:p>
-        </w:tc>
-        <w:tc>
-          <w:tcPr>
-            <w:tcW w:type="dxa" w:w="2410"/>
-            <w:tcBorders>
-              <w:top w:val="single" w:color="AAAAAA" w:sz="4"/>
-              <w:left w:val="single" w:color="AAAAAA" w:sz="4"/>
-              <w:bottom w:val="single" w:color="AAAAAA" w:sz="4"/>
-              <w:right w:val="single" w:color="AAAAAA" w:sz="4"/>
-            </w:tcBorders>
-            <w:tcMar>
-              <w:top w:type="dxa" w:w="80"/>
-              <w:left w:type="dxa" w:w="120"/>
-              <w:bottom w:type="dxa" w:w="80"/>
-              <w:right w:type="dxa" w:w="120"/>
-            </w:tcMar>
-          </w:tcPr>
-          <w:p>
-            <w:r>
-              <w:rPr>
-                <w:sz w:val="20"/>
-                <w:szCs w:val="20"/>
-              </w:rPr>
-              <w:t xml:space="preserve">Construção</w:t>
-            </w:r>
-          </w:p>
-        </w:tc>
-        <w:tc>
-          <w:tcPr>
-            <w:tcW w:type="dxa" w:w="2409"/>
-            <w:tcBorders>
-              <w:top w:val="single" w:color="AAAAAA" w:sz="4"/>
-              <w:left w:val="single" w:color="AAAAAA" w:sz="4"/>
-              <w:bottom w:val="single" w:color="AAAAAA" w:sz="4"/>
-              <w:right w:val="single" w:color="AAAAAA" w:sz="4"/>
-            </w:tcBorders>
-            <w:tcMar>
-              <w:top w:type="dxa" w:w="80"/>
-              <w:left w:type="dxa" w:w="120"/>
-              <w:bottom w:type="dxa" w:w="80"/>
-              <w:right w:type="dxa" w:w="120"/>
-            </w:tcMar>
-          </w:tcPr>
-          <w:p>
-            <w:r>
-              <w:rPr>
-                <w:sz w:val="20"/>
-                <w:szCs w:val="20"/>
-              </w:rPr>
-              <w:t xml:space="preserve">11</w:t>
-            </w:r>
-          </w:p>
-        </w:tc>
-        <w:tc>
-          <w:tcPr>
-            <w:tcW w:type="dxa" w:w="2409"/>
-            <w:tcBorders>
-              <w:top w:val="single" w:color="AAAAAA" w:sz="4"/>
-              <w:left w:val="single" w:color="AAAAAA" w:sz="4"/>
-              <w:bottom w:val="single" w:color="AAAAAA" w:sz="4"/>
-              <w:right w:val="single" w:color="AAAAAA" w:sz="4"/>
-            </w:tcBorders>
-            <w:tcMar>
-              <w:top w:type="dxa" w:w="80"/>
-              <w:left w:type="dxa" w:w="120"/>
-              <w:bottom w:type="dxa" w:w="80"/>
-              <w:right w:type="dxa" w:w="120"/>
-            </w:tcMar>
-          </w:tcPr>
-          <w:p>
-            <w:r>
-              <w:rPr>
-                <w:sz w:val="20"/>
-                <w:szCs w:val="20"/>
-              </w:rPr>
-              <w:t xml:space="preserve">2025-03-12</w:t>
-            </w:r>
-          </w:p>
-        </w:tc>
-      </w:tr>
-      <w:tr>
-        <w:tc>
-          <w:tcPr>
-            <w:tcW w:type="dxa" w:w="2410"/>
-            <w:tcBorders>
-              <w:top w:val="single" w:color="AAAAAA" w:sz="4"/>
-              <w:left w:val="single" w:color="AAAAAA" w:sz="4"/>
-              <w:bottom w:val="single" w:color="AAAAAA" w:sz="4"/>
-              <w:right w:val="single" w:color="AAAAAA" w:sz="4"/>
-            </w:tcBorders>
-            <w:tcMar>
-              <w:top w:type="dxa" w:w="80"/>
-              <w:left w:type="dxa" w:w="120"/>
-              <w:bottom w:type="dxa" w:w="80"/>
-              <w:right w:type="dxa" w:w="120"/>
-            </w:tcMar>
-          </w:tcPr>
-          <w:p>
-            <w:r>
-              <w:rPr>
-                <w:sz w:val="20"/>
-                <w:szCs w:val="20"/>
-              </w:rPr>
-              <w:t xml:space="preserve">P-2025/002</w:t>
-            </w:r>
-          </w:p>
-        </w:tc>
-        <w:tc>
-          <w:tcPr>
-            <w:tcW w:type="dxa" w:w="2410"/>
-            <w:tcBorders>
-              <w:top w:val="single" w:color="AAAAAA" w:sz="4"/>
-              <w:left w:val="single" w:color="AAAAAA" w:sz="4"/>
-              <w:bottom w:val="single" w:color="AAAAAA" w:sz="4"/>
-              <w:right w:val="single" w:color="AAAAAA" w:sz="4"/>
-            </w:tcBorders>
-            <w:tcMar>
-              <w:top w:type="dxa" w:w="80"/>
-              <w:left w:type="dxa" w:w="120"/>
-              <w:bottom w:type="dxa" w:w="80"/>
-              <w:right w:type="dxa" w:w="120"/>
-            </w:tcMar>
-          </w:tcPr>
-          <w:p>
-            <w:r>
-              <w:rPr>
-                <w:sz w:val="20"/>
-                <w:szCs w:val="20"/>
-              </w:rPr>
-              <w:t xml:space="preserve">Ampliação</w:t>
-            </w:r>
-          </w:p>
-        </w:tc>
-        <w:tc>
-          <w:tcPr>
-            <w:tcW w:type="dxa" w:w="2409"/>
-            <w:tcBorders>
-              <w:top w:val="single" w:color="AAAAAA" w:sz="4"/>
-              <w:left w:val="single" w:color="AAAAAA" w:sz="4"/>
-              <w:bottom w:val="single" w:color="AAAAAA" w:sz="4"/>
-              <w:right w:val="single" w:color="AAAAAA" w:sz="4"/>
-            </w:tcBorders>
-            <w:tcMar>
-              <w:top w:type="dxa" w:w="80"/>
-              <w:left w:type="dxa" w:w="120"/>
-              <w:bottom w:type="dxa" w:w="80"/>
-              <w:right w:type="dxa" w:w="120"/>
-            </w:tcMar>
-          </w:tcPr>
-          <w:p>
-            <w:r>
-              <w:rPr>
-                <w:sz w:val="20"/>
-                <w:szCs w:val="20"/>
-              </w:rPr>
-              <w:t xml:space="preserve">10</w:t>
-            </w:r>
-          </w:p>
-        </w:tc>
-        <w:tc>
-          <w:tcPr>
-            <w:tcW w:type="dxa" w:w="2409"/>
-            <w:tcBorders>
-              <w:top w:val="single" w:color="AAAAAA" w:sz="4"/>
-              <w:left w:val="single" w:color="AAAAAA" w:sz="4"/>
-              <w:bottom w:val="single" w:color="AAAAAA" w:sz="4"/>
-              <w:right w:val="single" w:color="AAAAAA" w:sz="4"/>
-            </w:tcBorders>
-            <w:tcMar>
-              <w:top w:type="dxa" w:w="80"/>
-              <w:left w:type="dxa" w:w="120"/>
-              <w:bottom w:type="dxa" w:w="80"/>
-              <w:right w:type="dxa" w:w="120"/>
-            </w:tcMar>
-          </w:tcPr>
-          <w:p>
-            <w:r>
-              <w:rPr>
-                <w:sz w:val="20"/>
-                <w:szCs w:val="20"/>
-              </w:rPr>
-              <w:t xml:space="preserve">2025-03-15</w:t>
+            <w:tcW w:type="dxa" w:w="1600"/>
+            <w:tcBorders>
+              <w:top w:val="single" w:color="AAAAAA" w:sz="4"/>
+              <w:left w:val="single" w:color="AAAAAA" w:sz="4"/>
+              <w:bottom w:val="single" w:color="AAAAAA" w:sz="4"/>
+              <w:right w:val="single" w:color="AAAAAA" w:sz="4"/>
+            </w:tcBorders>
+            <w:tcMar>
+              <w:top w:type="dxa" w:w="80"/>
+              <w:left w:type="dxa" w:w="120"/>
+              <w:bottom w:type="dxa" w:w="80"/>
+              <w:right w:type="dxa" w:w="120"/>
+            </w:tcMar>
+          </w:tcPr>
+          <w:p>
+            <w:r>
+              <w:rPr>
+                <w:sz w:val="20"/>
+                <w:szCs w:val="20"/>
+              </w:rPr>
+              <w:t xml:space="preserve">N:M</w:t>
+            </w:r>
+          </w:p>
+        </w:tc>
+        <w:tc>
+          <w:tcPr>
+            <w:tcW w:type="dxa" w:w="2600"/>
+            <w:tcBorders>
+              <w:top w:val="single" w:color="AAAAAA" w:sz="4"/>
+              <w:left w:val="single" w:color="AAAAAA" w:sz="4"/>
+              <w:bottom w:val="single" w:color="AAAAAA" w:sz="4"/>
+              <w:right w:val="single" w:color="AAAAAA" w:sz="4"/>
+            </w:tcBorders>
+            <w:tcMar>
+              <w:top w:type="dxa" w:w="80"/>
+              <w:left w:type="dxa" w:w="120"/>
+              <w:bottom w:type="dxa" w:w="80"/>
+              <w:right w:type="dxa" w:w="120"/>
+            </w:tcMar>
+          </w:tcPr>
+          <w:p>
+            <w:r>
+              <w:rPr>
+                <w:sz w:val="20"/>
+                <w:szCs w:val="20"/>
+              </w:rPr>
+              <w:t xml:space="preserve">Indiferente</w:t>
+            </w:r>
+          </w:p>
+        </w:tc>
+        <w:tc>
+          <w:tcPr>
+            <w:tcW w:type="dxa" w:w="1600"/>
+            <w:tcBorders>
+              <w:top w:val="single" w:color="AAAAAA" w:sz="4"/>
+              <w:left w:val="single" w:color="AAAAAA" w:sz="4"/>
+              <w:bottom w:val="single" w:color="AAAAAA" w:sz="4"/>
+              <w:right w:val="single" w:color="AAAAAA" w:sz="4"/>
+            </w:tcBorders>
+            <w:tcMar>
+              <w:top w:type="dxa" w:w="80"/>
+              <w:left w:type="dxa" w:w="120"/>
+              <w:bottom w:type="dxa" w:w="80"/>
+              <w:right w:type="dxa" w:w="120"/>
+            </w:tcMar>
+          </w:tcPr>
+          <w:p>
+            <w:r>
+              <w:rPr>
+                <w:sz w:val="20"/>
+                <w:szCs w:val="20"/>
+              </w:rPr>
+              <w:t xml:space="preserve">Regra 6</w:t>
+            </w:r>
+          </w:p>
+        </w:tc>
+        <w:tc>
+          <w:tcPr>
+            <w:tcW w:type="dxa" w:w="1400"/>
+            <w:tcBorders>
+              <w:top w:val="single" w:color="AAAAAA" w:sz="4"/>
+              <w:left w:val="single" w:color="AAAAAA" w:sz="4"/>
+              <w:bottom w:val="single" w:color="AAAAAA" w:sz="4"/>
+              <w:right w:val="single" w:color="AAAAAA" w:sz="4"/>
+            </w:tcBorders>
+            <w:tcMar>
+              <w:top w:type="dxa" w:w="80"/>
+              <w:left w:type="dxa" w:w="120"/>
+              <w:bottom w:type="dxa" w:w="80"/>
+              <w:right w:type="dxa" w:w="120"/>
+            </w:tcMar>
+          </w:tcPr>
+          <w:p>
+            <w:r>
+              <w:rPr>
+                <w:sz w:val="20"/>
+                <w:szCs w:val="20"/>
+              </w:rPr>
+              <w:t xml:space="preserve">3</w:t>
+            </w:r>
+          </w:p>
+        </w:tc>
+        <w:tc>
+          <w:tcPr>
+            <w:tcW w:type="dxa" w:w="2438"/>
+            <w:tcBorders>
+              <w:top w:val="single" w:color="AAAAAA" w:sz="4"/>
+              <w:left w:val="single" w:color="AAAAAA" w:sz="4"/>
+              <w:bottom w:val="single" w:color="AAAAAA" w:sz="4"/>
+              <w:right w:val="single" w:color="AAAAAA" w:sz="4"/>
+            </w:tcBorders>
+            <w:tcMar>
+              <w:top w:type="dxa" w:w="80"/>
+              <w:left w:type="dxa" w:w="120"/>
+              <w:bottom w:type="dxa" w:w="80"/>
+              <w:right w:type="dxa" w:w="120"/>
+            </w:tcMar>
+          </w:tcPr>
+          <w:p>
+            <w:r>
+              <w:rPr>
+                <w:sz w:val="20"/>
+                <w:szCs w:val="20"/>
+              </w:rPr>
+              <w:t xml:space="preserve">Tabela da relação com ambas as PKs</w:t>
             </w:r>
           </w:p>
         </w:tc>
@@ -4385,7 +4003,7 @@
     </w:tbl>
     <w:p>
       <w:pPr>
-        <w:spacing w:after="80"/>
+        <w:spacing w:after="120"/>
       </w:pPr>
       <w:r>
         <w:t xml:space="preserve"/>
@@ -4393,7 +4011,7 @@
     </w:p>
     <w:p>
       <w:pPr>
-        <w:spacing w:after="60"/>
+        <w:spacing w:after="80"/>
       </w:pPr>
       <w:r>
         <w:rPr>
@@ -4402,21 +4020,7 @@
           <w:sz w:val="20"/>
           <w:szCs w:val="20"/>
         </w:rPr>
-        <w:t xml:space="preserve">Passo B — Observação: </w:t>
-      </w:r>
-      <w:r>
-        <w:rPr>
-          <w:sz w:val="20"/>
-          <w:szCs w:val="20"/>
-        </w:rPr>
-        <w:t xml:space="preserve">☐  Há NULLs?     </w:t>
-      </w:r>
-      <w:r>
-        <w:rPr>
-          <w:sz w:val="20"/>
-          <w:szCs w:val="20"/>
-        </w:rPr>
-        <w:t xml:space="preserve">☑  Há repetições?</w:t>
+        <w:t xml:space="preserve">Aplicação (tabelas resultantes):</w:t>
       </w:r>
     </w:p>
     <w:p>
@@ -4425,51 +4029,32 @@
       </w:pPr>
       <w:r>
         <w:rPr>
-          <w:b/>
-          <w:bCs/>
-          <w:sz w:val="20"/>
-          <w:szCs w:val="20"/>
-        </w:rPr>
-        <w:t xml:space="preserve">Passo C — Decisão: </w:t>
-      </w:r>
-      <w:r>
-        <w:rPr>
-          <w:sz w:val="20"/>
-          <w:szCs w:val="20"/>
-        </w:rPr>
-        <w:t xml:space="preserve">☐  Fica assim (2 tabelas)     </w:t>
-      </w:r>
-      <w:r>
-        <w:rPr>
-          <w:sz w:val="20"/>
-          <w:szCs w:val="20"/>
-        </w:rPr>
-        <w:t xml:space="preserve">☑  Criar tabela associativa: Parecer (3 tabelas)</w:t>
-      </w:r>
-    </w:p>
-    <w:p>
-      <w:pPr>
-        <w:spacing w:after="200"/>
-      </w:pPr>
-      <w:r>
-        <w:rPr>
-          <w:b/>
-          <w:bCs/>
-          <w:sz w:val="20"/>
-          <w:szCs w:val="20"/>
-        </w:rPr>
-        <w:t xml:space="preserve">Passo D — Regra aplicada: </w:t>
-      </w:r>
-      <w:r>
-        <w:rPr>
-          <w:b/>
-          <w:bCs/>
+          <w:rFonts w:ascii="Consolas" w:cs="Consolas" w:eastAsia="Consolas" w:hAnsi="Consolas"/>
           <w:color w:val="1F3864"/>
           <w:sz w:val="20"/>
           <w:szCs w:val="20"/>
         </w:rPr>
-        <w:t xml:space="preserve">Regra 6</w:t>
-      </w:r>
+        <w:t xml:space="preserve">Tecnico(codTecnico, nome, especialidade, email)</w:t>
+      </w:r>
+    </w:p>
+    <w:p>
+      <w:pPr>
+        <w:spacing w:after="60"/>
+      </w:pPr>
+      <w:r>
+        <w:rPr>
+          <w:rFonts w:ascii="Consolas" w:cs="Consolas" w:eastAsia="Consolas" w:hAnsi="Consolas"/>
+          <w:color w:val="1F3864"/>
+          <w:sz w:val="20"/>
+          <w:szCs w:val="20"/>
+        </w:rPr>
+        <w:t xml:space="preserve">Parecer(#numProcesso, #codTecnico, dataParecer, resultado, observacoes)</w:t>
+      </w:r>
+    </w:p>
+    <w:p>
+      <w:pPr>
+        <w:spacing w:after="120"/>
+      </w:pPr>
       <w:r>
         <w:rPr>
           <w:i/>
@@ -4477,7 +4062,15 @@
           <w:sz w:val="20"/>
           <w:szCs w:val="20"/>
         </w:rPr>
-        <w:t xml:space="preserve">  (A tabela Parecer tem atributos próprios (data, resultado, observações))</w:t>
+        <w:t xml:space="preserve">Nota: A tabela Parecer tem atributos próprios (data, resultado, observações)</w:t>
+      </w:r>
+    </w:p>
+    <w:p>
+      <w:pPr>
+        <w:spacing w:after="120"/>
+      </w:pPr>
+      <w:r>
+        <w:t xml:space="preserve"/>
       </w:r>
     </w:p>
     <w:p>

--- a/docs/er/worksheets/worksheet-guiado-2-licenciamento-solucao.docx
+++ b/docs/er/worksheets/worksheet-guiado-2-licenciamento-solucao.docx
@@ -3653,13 +3653,18 @@
           <w:sz w:val="20"/>
           <w:szCs w:val="20"/>
         </w:rPr>
-        <w:t xml:space="preserve">Requerente(codRequerente, nome, NIF, morada, telefone)</w:t>
-      </w:r>
-    </w:p>
-    <w:p>
-      <w:pPr>
-        <w:spacing w:after="60"/>
-      </w:pPr>
+        <w:t xml:space="preserve">REQUERENTE (</w:t>
+      </w:r>
+      <w:r>
+        <w:rPr>
+          <w:rFonts w:ascii="Consolas" w:cs="Consolas" w:eastAsia="Consolas" w:hAnsi="Consolas"/>
+          <w:color w:val="1F3864"/>
+          <w:sz w:val="20"/>
+          <w:szCs w:val="20"/>
+          <w:u w:val="single"/>
+        </w:rPr>
+        <w:t xml:space="preserve">codRequerente</w:t>
+      </w:r>
       <w:r>
         <w:rPr>
           <w:rFonts w:ascii="Consolas" w:cs="Consolas" w:eastAsia="Consolas" w:hAnsi="Consolas"/>
@@ -3667,7 +3672,40 @@
           <w:sz w:val="20"/>
           <w:szCs w:val="20"/>
         </w:rPr>
-        <w:t xml:space="preserve">Processo(numProcesso, tipoObra, ..., #codRequerente)</w:t>
+        <w:t xml:space="preserve">, nome, NIF, morada, telefone)</w:t>
+      </w:r>
+    </w:p>
+    <w:p>
+      <w:pPr>
+        <w:spacing w:after="60"/>
+      </w:pPr>
+      <w:r>
+        <w:rPr>
+          <w:rFonts w:ascii="Consolas" w:cs="Consolas" w:eastAsia="Consolas" w:hAnsi="Consolas"/>
+          <w:color w:val="1F3864"/>
+          <w:sz w:val="20"/>
+          <w:szCs w:val="20"/>
+        </w:rPr>
+        <w:t xml:space="preserve">PROCESSO (</w:t>
+      </w:r>
+      <w:r>
+        <w:rPr>
+          <w:rFonts w:ascii="Consolas" w:cs="Consolas" w:eastAsia="Consolas" w:hAnsi="Consolas"/>
+          <w:color w:val="1F3864"/>
+          <w:sz w:val="20"/>
+          <w:szCs w:val="20"/>
+          <w:u w:val="single"/>
+        </w:rPr>
+        <w:t xml:space="preserve">numProcesso</w:t>
+      </w:r>
+      <w:r>
+        <w:rPr>
+          <w:rFonts w:ascii="Consolas" w:cs="Consolas" w:eastAsia="Consolas" w:hAnsi="Consolas"/>
+          <w:color w:val="1F3864"/>
+          <w:sz w:val="20"/>
+          <w:szCs w:val="20"/>
+        </w:rPr>
+        <w:t xml:space="preserve">, tipoObra, ..., codRequerente)</w:t>
       </w:r>
     </w:p>
     <w:p>
@@ -4034,13 +4072,18 @@
           <w:sz w:val="20"/>
           <w:szCs w:val="20"/>
         </w:rPr>
-        <w:t xml:space="preserve">Tecnico(codTecnico, nome, especialidade, email)</w:t>
-      </w:r>
-    </w:p>
-    <w:p>
-      <w:pPr>
-        <w:spacing w:after="60"/>
-      </w:pPr>
+        <w:t xml:space="preserve">TECNICO (</w:t>
+      </w:r>
+      <w:r>
+        <w:rPr>
+          <w:rFonts w:ascii="Consolas" w:cs="Consolas" w:eastAsia="Consolas" w:hAnsi="Consolas"/>
+          <w:color w:val="1F3864"/>
+          <w:sz w:val="20"/>
+          <w:szCs w:val="20"/>
+          <w:u w:val="single"/>
+        </w:rPr>
+        <w:t xml:space="preserve">codTecnico</w:t>
+      </w:r>
       <w:r>
         <w:rPr>
           <w:rFonts w:ascii="Consolas" w:cs="Consolas" w:eastAsia="Consolas" w:hAnsi="Consolas"/>
@@ -4048,7 +4091,59 @@
           <w:sz w:val="20"/>
           <w:szCs w:val="20"/>
         </w:rPr>
-        <w:t xml:space="preserve">Parecer(#numProcesso, #codTecnico, dataParecer, resultado, observacoes)</w:t>
+        <w:t xml:space="preserve">, nome, especialidade, email)</w:t>
+      </w:r>
+    </w:p>
+    <w:p>
+      <w:pPr>
+        <w:spacing w:after="60"/>
+      </w:pPr>
+      <w:r>
+        <w:rPr>
+          <w:rFonts w:ascii="Consolas" w:cs="Consolas" w:eastAsia="Consolas" w:hAnsi="Consolas"/>
+          <w:color w:val="1F3864"/>
+          <w:sz w:val="20"/>
+          <w:szCs w:val="20"/>
+        </w:rPr>
+        <w:t xml:space="preserve">PARECER (</w:t>
+      </w:r>
+      <w:r>
+        <w:rPr>
+          <w:rFonts w:ascii="Consolas" w:cs="Consolas" w:eastAsia="Consolas" w:hAnsi="Consolas"/>
+          <w:color w:val="1F3864"/>
+          <w:sz w:val="20"/>
+          <w:szCs w:val="20"/>
+          <w:u w:val="single"/>
+        </w:rPr>
+        <w:t xml:space="preserve">numProcesso</w:t>
+      </w:r>
+      <w:r>
+        <w:rPr>
+          <w:rFonts w:ascii="Consolas" w:cs="Consolas" w:eastAsia="Consolas" w:hAnsi="Consolas"/>
+          <w:color w:val="1F3864"/>
+          <w:sz w:val="20"/>
+          <w:szCs w:val="20"/>
+        </w:rPr>
+        <w:t xml:space="preserve">, </w:t>
+      </w:r>
+      <w:r>
+        <w:rPr>
+          <w:rFonts w:ascii="Consolas" w:cs="Consolas" w:eastAsia="Consolas" w:hAnsi="Consolas"/>
+          <w:color w:val="1F3864"/>
+          <w:sz w:val="20"/>
+          <w:szCs w:val="20"/>
+          <w:u w:val="single"/>
+        </w:rPr>
+        <w:t xml:space="preserve">codTecnico</w:t>
+      </w:r>
+      <w:r>
+        <w:rPr>
+          <w:rFonts w:ascii="Consolas" w:cs="Consolas" w:eastAsia="Consolas" w:hAnsi="Consolas"/>
+          <w:color w:val="1F3864"/>
+          <w:sz w:val="20"/>
+          <w:szCs w:val="20"/>
+        </w:rPr>
+        <w:t xml:space="preserve">, dataParecer, resultado, observacoes)</w:t>
       </w:r>
     </w:p>
     <w:p>
@@ -5350,13 +5445,18 @@
           <w:sz w:val="22"/>
           <w:szCs w:val="22"/>
         </w:rPr>
-        <w:t xml:space="preserve">Requerente(codRequerente, nome, NIF, morada, telefone)</w:t>
-      </w:r>
-    </w:p>
-    <w:p>
-      <w:pPr>
-        <w:spacing w:after="80"/>
-      </w:pPr>
+        <w:t xml:space="preserve">REQUERENTE (</w:t>
+      </w:r>
+      <w:r>
+        <w:rPr>
+          <w:rFonts w:ascii="Consolas" w:cs="Consolas" w:eastAsia="Consolas" w:hAnsi="Consolas"/>
+          <w:color w:val="1F3864"/>
+          <w:sz w:val="22"/>
+          <w:szCs w:val="22"/>
+          <w:u w:val="single"/>
+        </w:rPr>
+        <w:t xml:space="preserve">codRequerente</w:t>
+      </w:r>
       <w:r>
         <w:rPr>
           <w:rFonts w:ascii="Consolas" w:cs="Consolas" w:eastAsia="Consolas" w:hAnsi="Consolas"/>
@@ -5364,7 +5464,7 @@
           <w:sz w:val="22"/>
           <w:szCs w:val="22"/>
         </w:rPr>
-        <w:t xml:space="preserve">Processo(numProcesso, tipoObra, descricao, localizacao, dataEntrada, estado, #codRequerente)</w:t>
+        <w:t xml:space="preserve">, nome, NIF, morada, telefone)</w:t>
       </w:r>
     </w:p>
     <w:p>
@@ -5378,13 +5478,18 @@
           <w:sz w:val="22"/>
           <w:szCs w:val="22"/>
         </w:rPr>
-        <w:t xml:space="preserve">Tecnico(codTecnico, nome, especialidade, email)</w:t>
-      </w:r>
-    </w:p>
-    <w:p>
-      <w:pPr>
-        <w:spacing w:after="80"/>
-      </w:pPr>
+        <w:t xml:space="preserve">PROCESSO (</w:t>
+      </w:r>
+      <w:r>
+        <w:rPr>
+          <w:rFonts w:ascii="Consolas" w:cs="Consolas" w:eastAsia="Consolas" w:hAnsi="Consolas"/>
+          <w:color w:val="1F3864"/>
+          <w:sz w:val="22"/>
+          <w:szCs w:val="22"/>
+          <w:u w:val="single"/>
+        </w:rPr>
+        <w:t xml:space="preserve">numProcesso</w:t>
+      </w:r>
       <w:r>
         <w:rPr>
           <w:rFonts w:ascii="Consolas" w:cs="Consolas" w:eastAsia="Consolas" w:hAnsi="Consolas"/>
@@ -5392,7 +5497,92 @@
           <w:sz w:val="22"/>
           <w:szCs w:val="22"/>
         </w:rPr>
-        <w:t xml:space="preserve">Parecer(#numProcesso, #codTecnico, dataParecer, resultado, observacoes)</w:t>
+        <w:t xml:space="preserve">, tipoObra, descricao, localizacao, dataEntrada, estado, codRequerente)</w:t>
+      </w:r>
+    </w:p>
+    <w:p>
+      <w:pPr>
+        <w:spacing w:after="80"/>
+      </w:pPr>
+      <w:r>
+        <w:rPr>
+          <w:rFonts w:ascii="Consolas" w:cs="Consolas" w:eastAsia="Consolas" w:hAnsi="Consolas"/>
+          <w:color w:val="1F3864"/>
+          <w:sz w:val="22"/>
+          <w:szCs w:val="22"/>
+        </w:rPr>
+        <w:t xml:space="preserve">TECNICO (</w:t>
+      </w:r>
+      <w:r>
+        <w:rPr>
+          <w:rFonts w:ascii="Consolas" w:cs="Consolas" w:eastAsia="Consolas" w:hAnsi="Consolas"/>
+          <w:color w:val="1F3864"/>
+          <w:sz w:val="22"/>
+          <w:szCs w:val="22"/>
+          <w:u w:val="single"/>
+        </w:rPr>
+        <w:t xml:space="preserve">codTecnico</w:t>
+      </w:r>
+      <w:r>
+        <w:rPr>
+          <w:rFonts w:ascii="Consolas" w:cs="Consolas" w:eastAsia="Consolas" w:hAnsi="Consolas"/>
+          <w:color w:val="1F3864"/>
+          <w:sz w:val="22"/>
+          <w:szCs w:val="22"/>
+        </w:rPr>
+        <w:t xml:space="preserve">, nome, especialidade, email)</w:t>
+      </w:r>
+    </w:p>
+    <w:p>
+      <w:pPr>
+        <w:spacing w:after="80"/>
+      </w:pPr>
+      <w:r>
+        <w:rPr>
+          <w:rFonts w:ascii="Consolas" w:cs="Consolas" w:eastAsia="Consolas" w:hAnsi="Consolas"/>
+          <w:color w:val="1F3864"/>
+          <w:sz w:val="22"/>
+          <w:szCs w:val="22"/>
+        </w:rPr>
+        <w:t xml:space="preserve">PARECER (</w:t>
+      </w:r>
+      <w:r>
+        <w:rPr>
+          <w:rFonts w:ascii="Consolas" w:cs="Consolas" w:eastAsia="Consolas" w:hAnsi="Consolas"/>
+          <w:color w:val="1F3864"/>
+          <w:sz w:val="22"/>
+          <w:szCs w:val="22"/>
+          <w:u w:val="single"/>
+        </w:rPr>
+        <w:t xml:space="preserve">numProcesso</w:t>
+      </w:r>
+      <w:r>
+        <w:rPr>
+          <w:rFonts w:ascii="Consolas" w:cs="Consolas" w:eastAsia="Consolas" w:hAnsi="Consolas"/>
+          <w:color w:val="1F3864"/>
+          <w:sz w:val="22"/>
+          <w:szCs w:val="22"/>
+        </w:rPr>
+        <w:t xml:space="preserve">, </w:t>
+      </w:r>
+      <w:r>
+        <w:rPr>
+          <w:rFonts w:ascii="Consolas" w:cs="Consolas" w:eastAsia="Consolas" w:hAnsi="Consolas"/>
+          <w:color w:val="1F3864"/>
+          <w:sz w:val="22"/>
+          <w:szCs w:val="22"/>
+          <w:u w:val="single"/>
+        </w:rPr>
+        <w:t xml:space="preserve">codTecnico</w:t>
+      </w:r>
+      <w:r>
+        <w:rPr>
+          <w:rFonts w:ascii="Consolas" w:cs="Consolas" w:eastAsia="Consolas" w:hAnsi="Consolas"/>
+          <w:color w:val="1F3864"/>
+          <w:sz w:val="22"/>
+          <w:szCs w:val="22"/>
+        </w:rPr>
+        <w:t xml:space="preserve">, dataParecer, resultado, observacoes)</w:t>
       </w:r>
     </w:p>
     <w:p>

--- a/docs/er/worksheets/worksheet-guiado-2-licenciamento-solucao.docx
+++ b/docs/er/worksheets/worksheet-guiado-2-licenciamento-solucao.docx
@@ -3705,7 +3705,7 @@
           <w:sz w:val="20"/>
           <w:szCs w:val="20"/>
         </w:rPr>
-        <w:t xml:space="preserve">, tipoObra, ..., codRequerente)</w:t>
+        <w:t xml:space="preserve">, tipoObra, ..., FK_codRequerente)</w:t>
       </w:r>
     </w:p>
     <w:p>
@@ -4033,7 +4033,7 @@
                 <w:sz w:val="20"/>
                 <w:szCs w:val="20"/>
               </w:rPr>
-              <w:t xml:space="preserve">Tabela da relação com ambas as PKs</w:t>
+              <w:t xml:space="preserve">Tabela da relação com PK composta (ambas PKs)</w:t>
             </w:r>
           </w:p>
         </w:tc>
@@ -5497,7 +5497,7 @@
           <w:sz w:val="22"/>
           <w:szCs w:val="22"/>
         </w:rPr>
-        <w:t xml:space="preserve">, tipoObra, descricao, localizacao, dataEntrada, estado, codRequerente)</w:t>
+        <w:t xml:space="preserve">, tipoObra, descricao, localizacao, dataEntrada, estado, FK_codRequerente)</w:t>
       </w:r>
     </w:p>
     <w:p>
